--- a/FJL-F02-TD-Especificacion de Requerimientos.docx
+++ b/FJL-F02-TD-Especificacion de Requerimientos.docx
@@ -414,7 +414,7 @@
         <w:spacing w:after="60"/>
       </w:pPr>
       <w:r>
-        <w:t xml:space="preserve">La interoperabilidad con RENAPO (validación de identidad), el servicio de firma electrónica y, cuando corresponda, el proceso de saldos preliminares (ProceSAR) y de ofertas de renta vitalicia ante la Comisión Nacional de Seguros y Fianzas (CNSF) para la determinación del beneficio pensionario.</w:t>
+        <w:t xml:space="preserve">La interoperabilidad con RENAPO (validación de identidad), el servicio de firma electrónica y, cuando corresponda, el proceso de saldos preliminares (ProceSAR) y el consumo del servicio de la Comisión Nacional de Seguros y Fianzas (CNSF) para la determinación del beneficio pensionario.</w:t>
       </w:r>
     </w:p>
     <w:p>
@@ -820,7 +820,7 @@
                 <w:b w:val="false"/>
                 <w:bCs w:val="false"/>
               </w:rPr>
-              <w:t xml:space="preserve">Comisión Nacional de Seguros y Fianzas, órgano desconcentrado de la Secretaría de Hacienda y Crédito Público (SHCP); ante ella se gestiona el sistema de ofertas de renta vitalicia (SAOR).</w:t>
+              <w:t xml:space="preserve">Comisión Nacional de Seguros y Fianzas, órgano desconcentrado de la Secretaría de Hacienda y Crédito Público (SHCP); su servicio se consume para completar la determinación del beneficio pensionario.</w:t>
             </w:r>
           </w:p>
         </w:tc>
@@ -1342,7 +1342,7 @@
                 <w:b w:val="false"/>
                 <w:bCs w:val="false"/>
               </w:rPr>
-              <w:t xml:space="preserve">Órgano desconcentrado de la SHCP; gestiona el sistema de ofertas de renta vitalicia (SAOR) cuando el dictamen determina beneficio pensionario.</w:t>
+              <w:t xml:space="preserve">Órgano desconcentrado de la SHCP; su servicio se consume cuando el dictamen determina beneficio pensionario.</w:t>
             </w:r>
           </w:p>
         </w:tc>
@@ -2137,7 +2137,7 @@
                 <w:b w:val="false"/>
                 <w:bCs w:val="false"/>
               </w:rPr>
-              <w:t xml:space="preserve">3</w:t>
+              <w:t xml:space="preserve">3a</w:t>
             </w:r>
           </w:p>
         </w:tc>
@@ -2157,6 +2157,68 @@
                 <w:b w:val="false"/>
                 <w:bCs w:val="false"/>
               </w:rPr>
+              <w:t xml:space="preserve">PSAR-WS5-Cancelacion</w:t>
+            </w:r>
+          </w:p>
+        </w:tc>
+        <w:tc>
+          <w:tcPr>
+            <w:tcW w:type="dxa" w:w="4360"/>
+            <w:tcMar>
+              <w:top w:type="dxa" w:w="80"/>
+              <w:left w:type="dxa" w:w="100"/>
+              <w:bottom w:type="dxa" w:w="80"/>
+              <w:right w:type="dxa" w:w="100"/>
+            </w:tcMar>
+          </w:tcPr>
+          <w:p>
+            <w:r>
+              <w:rPr>
+                <w:b w:val="false"/>
+                <w:bCs w:val="false"/>
+              </w:rPr>
+              <w:t xml:space="preserve">Solo si el trámite se cancela (por rechazo de IMSS o por una validación interna de los registros, después de atender la consulta de periodos): notifica a ProceSAR la cancelación del trámite.</w:t>
+            </w:r>
+          </w:p>
+        </w:tc>
+      </w:tr>
+      <w:tr>
+        <w:tc>
+          <w:tcPr>
+            <w:tcW w:type="dxa" w:w="1000"/>
+            <w:tcMar>
+              <w:top w:type="dxa" w:w="80"/>
+              <w:left w:type="dxa" w:w="100"/>
+              <w:bottom w:type="dxa" w:w="80"/>
+              <w:right w:type="dxa" w:w="100"/>
+            </w:tcMar>
+          </w:tcPr>
+          <w:p>
+            <w:r>
+              <w:rPr>
+                <w:b w:val="false"/>
+                <w:bCs w:val="false"/>
+              </w:rPr>
+              <w:t xml:space="preserve">3b</w:t>
+            </w:r>
+          </w:p>
+        </w:tc>
+        <w:tc>
+          <w:tcPr>
+            <w:tcW w:type="dxa" w:w="4000"/>
+            <w:tcMar>
+              <w:top w:type="dxa" w:w="80"/>
+              <w:left w:type="dxa" w:w="100"/>
+              <w:bottom w:type="dxa" w:w="80"/>
+              <w:right w:type="dxa" w:w="100"/>
+            </w:tcMar>
+          </w:tcPr>
+          <w:p>
+            <w:r>
+              <w:rPr>
+                <w:b w:val="false"/>
+                <w:bCs w:val="false"/>
+              </w:rPr>
               <w:t xml:space="preserve">ISSSTE-WS6-AvisoEstatusTransferencia</w:t>
             </w:r>
           </w:p>
@@ -2183,6 +2245,14 @@
         </w:tc>
       </w:tr>
     </w:tbl>
+    <w:p>
+      <w:pPr>
+        <w:spacing w:after="140"/>
+      </w:pPr>
+      <w:r>
+        <w:t xml:space="preserve">El paso 3a (PSAR-WS5-Cancelacion) solo se invoca si el trámite se rechaza o cancela; el paso 3b (ISSSTE-WS6-AvisoEstatusTransferencia) se invoca siempre, reportando el resultado final del trámite.</w:t>
+      </w:r>
+    </w:p>
     <w:p>
       <w:pPr>
         <w:pStyle w:val="Heading2"/>
@@ -3217,7 +3287,7 @@
                 <w:b w:val="false"/>
                 <w:bCs w:val="false"/>
               </w:rPr>
-              <w:t xml:space="preserve">El sistema deberá, cuando el dictamen determine que existe beneficio pensionario, consultar los saldos preliminares del derechohabiente en sus AFORE (ProceSAR) y el sistema de ofertas de renta vitalicia (CNSF), generando el prospecto de beneficiarios correspondiente.</w:t>
+              <w:t xml:space="preserve">El sistema deberá, cuando el dictamen determine que existe beneficio pensionario, consultar los saldos preliminares del derechohabiente (ProceSAR) y consumir el servicio de la Comisión Nacional de Seguros y Fianzas (CNSF) necesario para completar la determinación del beneficio.</w:t>
             </w:r>
           </w:p>
         </w:tc>
@@ -4572,7 +4642,7 @@
                 <w:b w:val="false"/>
                 <w:bCs w:val="false"/>
               </w:rPr>
-              <w:t xml:space="preserve">El sistema deberá determinar si procede el derecho a pensión combinando el tiempo cotizado en ambos institutos y la edad del derechohabiente, y deberá proceder a la consulta de saldos y prospecto de beneficiarios únicamente cuando el dictamen sea positivo.</w:t>
+              <w:t xml:space="preserve">El sistema deberá determinar si procede el derecho a pensión combinando el tiempo cotizado en ambos institutos y la edad del derechohabiente, y deberá proceder a la consulta de saldos y al consumo del servicio de la CNSF únicamente cuando el dictamen sea positivo.</w:t>
             </w:r>
           </w:p>
         </w:tc>
@@ -8456,7 +8526,7 @@
         <w:t xml:space="preserve">Supuesto: </w:t>
       </w:r>
       <w:r>
-        <w:t xml:space="preserve">Los endpoints de IMSS, ProceSAR y firma documentados provienen de ambientes de desarrollo/pruebas; deberá confirmarse y sustituirse por los endpoints de producción antes de la puesta en operación.</w:t>
+        <w:t xml:space="preserve">Los endpoints de producción quedaron confirmados contra el fglprofile de producción y el código fuente (ver FJL-F06 y FJL-F09), incluyendo la ruta efectivamente utilizada para ProceSAR (directa a wsprocesar.com.mx).</w:t>
       </w:r>
     </w:p>
     <w:p>

--- a/FJL-F02-TD-Especificacion de Requerimientos.docx
+++ b/FJL-F02-TD-Especificacion de Requerimientos.docx
@@ -4643,6 +4643,68 @@
                 <w:bCs w:val="false"/>
               </w:rPr>
               <w:t xml:space="preserve">El sistema deberá determinar si procede el derecho a pensión combinando el tiempo cotizado en ambos institutos y la edad del derechohabiente, y deberá proceder a la consulta de saldos y al consumo del servicio de la CNSF únicamente cuando el dictamen sea positivo.</w:t>
+            </w:r>
+          </w:p>
+        </w:tc>
+      </w:tr>
+      <w:tr>
+        <w:tc>
+          <w:tcPr>
+            <w:tcW w:type="dxa" w:w="900"/>
+            <w:tcMar>
+              <w:top w:type="dxa" w:w="80"/>
+              <w:left w:type="dxa" w:w="100"/>
+              <w:bottom w:type="dxa" w:w="80"/>
+              <w:right w:type="dxa" w:w="100"/>
+            </w:tcMar>
+          </w:tcPr>
+          <w:p>
+            <w:r>
+              <w:rPr>
+                <w:b w:val="false"/>
+                <w:bCs w:val="false"/>
+              </w:rPr>
+              <w:t xml:space="preserve">RN-14</w:t>
+            </w:r>
+          </w:p>
+        </w:tc>
+        <w:tc>
+          <w:tcPr>
+            <w:tcW w:type="dxa" w:w="2600"/>
+            <w:tcMar>
+              <w:top w:type="dxa" w:w="80"/>
+              <w:left w:type="dxa" w:w="100"/>
+              <w:bottom w:type="dxa" w:w="80"/>
+              <w:right w:type="dxa" w:w="100"/>
+            </w:tcMar>
+          </w:tcPr>
+          <w:p>
+            <w:r>
+              <w:rPr>
+                <w:b w:val="false"/>
+                <w:bCs w:val="false"/>
+              </w:rPr>
+              <w:t xml:space="preserve">Re-portabilidad de periodos</w:t>
+            </w:r>
+          </w:p>
+        </w:tc>
+        <w:tc>
+          <w:tcPr>
+            <w:tcW w:type="dxa" w:w="5860"/>
+            <w:tcMar>
+              <w:top w:type="dxa" w:w="80"/>
+              <w:left w:type="dxa" w:w="100"/>
+              <w:bottom w:type="dxa" w:w="80"/>
+              <w:right w:type="dxa" w:w="100"/>
+            </w:tcMar>
+          </w:tcPr>
+          <w:p>
+            <w:r>
+              <w:rPr>
+                <w:b w:val="false"/>
+                <w:bCs w:val="false"/>
+              </w:rPr>
+              <w:t xml:space="preserve">El sistema deberá permitir volver a consultar y volver a marcar, en un nuevo trámite de portabilidad, los periodos que ya cuenten con la clave 410 en uso_pen (marca de portabilidad/re-portabilidad), sin considerar dicha marca como un impedimento bloqueante; solo se excluyen los periodos con una marca distinta a 410 o nula.</w:t>
             </w:r>
           </w:p>
         </w:tc>
